--- a/skills/resume-targeter/evals/files/data_analyst_base.docx
+++ b/skills/resume-targeter/evals/files/data_analyst_base.docx
@@ -18,7 +18,7 @@
           <w:szCs w:val="32"/>
           <w:rtl w:val="0"/>
         </w:rPr>
-        <w:t xml:space="preserve">MILAN SHARMA</w:t>
+        <w:t xml:space="preserve">JANE DOE</w:t>
       </w:r>
       <w:r>
         <w:rPr>
@@ -40,7 +40,7 @@
           <w:szCs w:val="18"/>
           <w:rtl w:val="0"/>
         </w:rPr>
-        <w:t xml:space="preserve">+1 (661) 873-5077  |  msharm406@gmail.com  |  Culver City, CA  |  linkedin.com/in/msharm/</w:t>
+        <w:t xml:space="preserve">+1 (555) 555-0100  |  jane.doe@example.com  |  Springfield, CA  |  linkedin.com/in/jane-doe-example/</w:t>
       </w:r>
       <w:r>
         <w:rPr>
@@ -88,7 +88,7 @@
           <w:szCs w:val="18"/>
           <w:rtl w:val="0"/>
         </w:rPr>
-        <w:t xml:space="preserve">Data analyst with 6+ years across Apple, Pinterest, Wells Fargo, Nike, and Disney, delivering financial and operational insights through automated Tableau and Power BI dashboards, SQL/Python ETL pipelines, and Snowflake data models — including 30+ dashboards built at Nike and AI-powered validation workflows at Apple that eliminated 1–2 days of manual reconciliation per cycle. Fluent across the full analytics stack, from data modeling and pipeline engineering to executive-level KPI reporting and stakeholder communication. Now applying hands-on LLM tooling — including production Claude AI pipelines and agentic workflows — to accelerate analytics delivery and reduce manual effort at scale.</w:t>
+        <w:t xml:space="preserve">Data analyst with 6+ years across AcmeTech, BetaSocial, GammaBank, DeltaApparel, and EpsilonMedia, delivering financial and operational insights through automated Tableau and Power BI dashboards, SQL/Python ETL pipelines, and Snowflake data models — including 30+ dashboards built at DeltaApparel and AI-powered validation workflows at AcmeTech that eliminated 1–2 days of manual reconciliation per cycle. Fluent across the full analytics stack, from data modeling and pipeline engineering to executive-level KPI reporting and stakeholder communication. Now applying hands-on LLM tooling — including production Claude AI pipelines and agentic workflows — to accelerate analytics delivery and reduce manual effort at scale.</w:t>
       </w:r>
       <w:r>
         <w:rPr>
@@ -245,7 +245,7 @@
           <w:szCs w:val="20"/>
           <w:rtl w:val="0"/>
         </w:rPr>
-        <w:t xml:space="preserve">Apple</w:t>
+        <w:t xml:space="preserve">AcmeTech</w:t>
       </w:r>
       <w:r>
         <w:rPr>
@@ -287,7 +287,7 @@
           <w:szCs w:val="18"/>
           <w:rtl w:val="0"/>
         </w:rPr>
-        <w:t xml:space="preserve">  –  Culver City, CA</w:t>
+        <w:t xml:space="preserve">  –  Springfield, CA</w:t>
       </w:r>
       <w:r>
         <w:rPr>
@@ -431,7 +431,7 @@
           <w:vertAlign w:val="baseline"/>
           <w:rtl w:val="0"/>
         </w:rPr>
-        <w:t xml:space="preserve">Automated self-checking Tableau reports and SQL validation queries to ensure consistency between Apple's internal financial management tool and SAP, reducing data discrepancies by an estimated 40%.</w:t>
+        <w:t xml:space="preserve">Automated self-checking Tableau reports and SQL validation queries to ensure consistency between AcmeTech's internal financial management tool and SAP, reducing data discrepancies by an estimated 40%.</w:t>
       </w:r>
       <w:r>
         <w:rPr>
@@ -597,7 +597,7 @@
           <w:szCs w:val="20"/>
           <w:rtl w:val="0"/>
         </w:rPr>
-        <w:t xml:space="preserve">Pinterest</w:t>
+        <w:t xml:space="preserve">BetaSocial</w:t>
       </w:r>
       <w:r>
         <w:rPr>
@@ -783,7 +783,7 @@
           <w:vertAlign w:val="baseline"/>
           <w:rtl w:val="0"/>
         </w:rPr>
-        <w:t xml:space="preserve">Applied advanced segmentation and statistical analysis in Python to deliver tailored workforce planning insights, empowering targeted people management strategies across Pinterest's global locations.</w:t>
+        <w:t xml:space="preserve">Applied advanced segmentation and statistical analysis in Python to deliver tailored workforce planning insights, empowering targeted people management strategies across BetaSocial's global locations.</w:t>
       </w:r>
       <w:r>
         <w:rPr>
@@ -853,7 +853,7 @@
           <w:szCs w:val="20"/>
           <w:rtl w:val="0"/>
         </w:rPr>
-        <w:t xml:space="preserve">Wells Fargo</w:t>
+        <w:t xml:space="preserve">GammaBank</w:t>
       </w:r>
       <w:r>
         <w:rPr>
@@ -1061,7 +1061,7 @@
           <w:szCs w:val="20"/>
           <w:rtl w:val="0"/>
         </w:rPr>
-        <w:t xml:space="preserve">Nike</w:t>
+        <w:t xml:space="preserve">DeltaApparel</w:t>
       </w:r>
       <w:r>
         <w:rPr>
@@ -1103,7 +1103,7 @@
           <w:szCs w:val="18"/>
           <w:rtl w:val="0"/>
         </w:rPr>
-        <w:t xml:space="preserve">  –  Culver City, CA</w:t>
+        <w:t xml:space="preserve">  –  Springfield, CA</w:t>
       </w:r>
       <w:r>
         <w:rPr>
@@ -1269,7 +1269,7 @@
           <w:szCs w:val="20"/>
           <w:rtl w:val="0"/>
         </w:rPr>
-        <w:t xml:space="preserve">The Walt Disney Company</w:t>
+        <w:t xml:space="preserve">The Walt EpsilonMedia Company</w:t>
       </w:r>
       <w:r>
         <w:rPr>
